--- a/Cossio_WGEMM_2025.docx
+++ b/Cossio_WGEMM_2025.docx
@@ -6818,21 +6818,40 @@
       </w:r>
       <w:r>
         <w:rPr/>
-        <w:t>examined the parameters used in the SWARMS algorithm as it relates to using this apporach with gliders.</w:t>
-      </w:r>
-      <w:r>
-        <w:rPr/>
-        <w:t xml:space="preserve"> </w:t>
-      </w:r>
-      <w:r>
-        <w:rPr/>
-        <w:t xml:space="preserve">We initially used the parameters used by </w:t>
+        <w:t xml:space="preserve">examined the parameters used in the SWARMS algorithm as it relates to using this </w:t>
+      </w:r>
+      <w:r>
+        <w:rPr/>
+        <w:t xml:space="preserve">technique </w:t>
+      </w:r>
+      <w:r>
+        <w:rPr/>
+        <w:t xml:space="preserve">with gliders </w:t>
+      </w:r>
+      <w:r>
+        <w:rPr/>
+        <w:t xml:space="preserve">that sample the water column differently than ships. </w:t>
+      </w:r>
+      <w:r>
+        <w:rPr/>
+        <w:t xml:space="preserve">We initially used the parameters </w:t>
+      </w:r>
+      <w:r>
+        <w:rPr/>
+        <w:t>defined in Guihen et al. (2014). However, we founds that the minimum school length they used provided too many schools with very low acoustic signatures that were not visually identifiable in the echsograms. So we</w:t>
       </w:r>
       <w:commentRangeStart w:id="0"/>
-      <w:commentRangeStart w:id="1"/>
-      <w:r>
-        <w:rPr/>
-        <w:t>Upon visual inspection, we used a minimum school length different than the ones used in their paper. We are still testing the optimal parameters for use with</w:t>
+      <w:r>
+        <w:rPr/>
+        <w:t xml:space="preserve"> used a minimum school length </w:t>
+      </w:r>
+      <w:r>
+        <w:rPr/>
+        <w:t>of 6 meters</w:t>
+      </w:r>
+      <w:r>
+        <w:rPr/>
+        <w:t>. We are still testing the optimal parameters for use with</w:t>
       </w:r>
       <w:r>
         <w:rPr>
@@ -6871,35 +6890,36 @@
         <w:t xml:space="preserve"> </w:t>
       </w:r>
       <w:r>
-        <w:rPr/>
-        <w:t>duration</w:t>
-      </w:r>
-      <w:r>
-        <w:rPr>
-          <w:spacing w:val="-3"/>
-        </w:rPr>
-        <w:t xml:space="preserve"> </w:t>
-      </w:r>
-      <w:r>
-        <w:rPr/>
-        <w:t>(six</w:t>
-      </w:r>
-      <w:r>
-        <w:rPr>
-          <w:spacing w:val="-3"/>
-        </w:rPr>
-        <w:t xml:space="preserve"> </w:t>
-      </w:r>
-      <w:r>
-        <w:rPr/>
-        <w:t>seconds). Further investigation of school parameters will be done in the future.</w:t>
-      </w:r>
-      <w:r>
-        <w:rPr/>
-      </w:r>
-      <w:commentRangeEnd w:id="1"/>
-      <w:r>
-        <w:commentReference w:id="1"/>
+        <w:rPr>
+          <w:spacing w:val="-2"/>
+        </w:rPr>
+        <w:t>interval</w:t>
+      </w:r>
+      <w:r>
+        <w:rPr>
+          <w:spacing w:val="-3"/>
+        </w:rPr>
+        <w:t xml:space="preserve"> </w:t>
+      </w:r>
+      <w:r>
+        <w:rPr/>
+        <w:t>(</w:t>
+      </w:r>
+      <w:r>
+        <w:rPr/>
+        <w:t>1/6 Hz</w:t>
+      </w:r>
+      <w:r>
+        <w:rPr/>
+        <w:t xml:space="preserve">) </w:t>
+      </w:r>
+      <w:r>
+        <w:rPr/>
+        <w:t>like those of the NORTEK units</w:t>
+      </w:r>
+      <w:r>
+        <w:rPr/>
+        <w:t>.</w:t>
       </w:r>
       <w:commentRangeEnd w:id="0"/>
       <w:r>
@@ -6907,262 +6927,6 @@
       </w:r>
       <w:r>
         <w:rPr/>
-      </w:r>
-    </w:p>
-    <w:p>
-      <w:pPr>
-        <w:pStyle w:val="BodyText"/>
-        <w:spacing w:lineRule="auto" w:line="259" w:before="158" w:after="0"/>
-        <w:ind w:left="100" w:right="189"/>
-        <w:rPr/>
-      </w:pPr>
-      <w:r>
-        <w:rPr/>
-        <w:t>Due to the nature of the glider producing profiles of acoustic backscatter instead of constant data like a ship, we did not separate day and night profiles.</w:t>
-      </w:r>
-      <w:r>
-        <w:rPr>
-          <w:spacing w:val="40"/>
-        </w:rPr>
-        <w:t xml:space="preserve"> </w:t>
-      </w:r>
-      <w:r>
-        <w:rPr/>
-        <w:t>To be conservative with possible bubble attenuation we removed the</w:t>
-      </w:r>
-      <w:r>
-        <w:rPr>
-          <w:spacing w:val="-2"/>
-        </w:rPr>
-        <w:t xml:space="preserve"> </w:t>
-      </w:r>
-      <w:r>
-        <w:rPr/>
-        <w:t>top</w:t>
-      </w:r>
-      <w:r>
-        <w:rPr>
-          <w:spacing w:val="-3"/>
-        </w:rPr>
-        <w:t xml:space="preserve"> </w:t>
-      </w:r>
-      <w:r>
-        <w:rPr/>
-        <w:t>10</w:t>
-      </w:r>
-      <w:r>
-        <w:rPr>
-          <w:spacing w:val="-2"/>
-        </w:rPr>
-        <w:t xml:space="preserve"> </w:t>
-      </w:r>
-      <w:r>
-        <w:rPr/>
-        <w:t>m</w:t>
-      </w:r>
-      <w:r>
-        <w:rPr>
-          <w:spacing w:val="-2"/>
-        </w:rPr>
-        <w:t xml:space="preserve"> </w:t>
-      </w:r>
-      <w:r>
-        <w:rPr/>
-        <w:t>of</w:t>
-      </w:r>
-      <w:r>
-        <w:rPr>
-          <w:spacing w:val="-2"/>
-        </w:rPr>
-        <w:t xml:space="preserve"> </w:t>
-      </w:r>
-      <w:r>
-        <w:rPr/>
-        <w:t>the</w:t>
-      </w:r>
-      <w:r>
-        <w:rPr>
-          <w:spacing w:val="-2"/>
-        </w:rPr>
-        <w:t xml:space="preserve"> </w:t>
-      </w:r>
-      <w:r>
-        <w:rPr/>
-        <w:t>surface</w:t>
-      </w:r>
-      <w:r>
-        <w:rPr>
-          <w:spacing w:val="-2"/>
-        </w:rPr>
-        <w:t xml:space="preserve"> </w:t>
-      </w:r>
-      <w:r>
-        <w:rPr/>
-        <w:t>data.</w:t>
-      </w:r>
-      <w:r>
-        <w:rPr>
-          <w:spacing w:val="-2"/>
-        </w:rPr>
-        <w:t xml:space="preserve"> </w:t>
-      </w:r>
-      <w:r>
-        <w:rPr/>
-        <w:t>This</w:t>
-      </w:r>
-      <w:r>
-        <w:rPr>
-          <w:spacing w:val="-3"/>
-        </w:rPr>
-        <w:t xml:space="preserve"> </w:t>
-      </w:r>
-      <w:r>
-        <w:rPr/>
-        <w:t>is</w:t>
-      </w:r>
-      <w:r>
-        <w:rPr>
-          <w:spacing w:val="-3"/>
-        </w:rPr>
-        <w:t xml:space="preserve"> </w:t>
-      </w:r>
-      <w:r>
-        <w:rPr/>
-        <w:t>similar</w:t>
-      </w:r>
-      <w:r>
-        <w:rPr>
-          <w:spacing w:val="-3"/>
-        </w:rPr>
-        <w:t xml:space="preserve"> </w:t>
-      </w:r>
-      <w:r>
-        <w:rPr/>
-        <w:t>to</w:t>
-      </w:r>
-      <w:r>
-        <w:rPr>
-          <w:spacing w:val="-3"/>
-        </w:rPr>
-        <w:t xml:space="preserve"> </w:t>
-      </w:r>
-      <w:r>
-        <w:rPr/>
-        <w:t>ship</w:t>
-      </w:r>
-      <w:r>
-        <w:rPr>
-          <w:spacing w:val="-3"/>
-        </w:rPr>
-        <w:t xml:space="preserve"> </w:t>
-      </w:r>
-      <w:r>
-        <w:rPr/>
-        <w:t>data.</w:t>
-      </w:r>
-      <w:r>
-        <w:rPr>
-          <w:spacing w:val="-2"/>
-        </w:rPr>
-        <w:t xml:space="preserve"> </w:t>
-      </w:r>
-      <w:r>
-        <w:rPr/>
-        <w:t>In</w:t>
-      </w:r>
-      <w:r>
-        <w:rPr>
-          <w:spacing w:val="-3"/>
-        </w:rPr>
-        <w:t xml:space="preserve"> </w:t>
-      </w:r>
-      <w:r>
-        <w:rPr/>
-        <w:t>reality,</w:t>
-      </w:r>
-      <w:r>
-        <w:rPr>
-          <w:spacing w:val="-4"/>
-        </w:rPr>
-        <w:t xml:space="preserve"> </w:t>
-      </w:r>
-      <w:r>
-        <w:rPr/>
-        <w:t>we</w:t>
-      </w:r>
-      <w:r>
-        <w:rPr>
-          <w:spacing w:val="-2"/>
-        </w:rPr>
-        <w:t xml:space="preserve"> </w:t>
-      </w:r>
-      <w:r>
-        <w:rPr/>
-        <w:t>could</w:t>
-      </w:r>
-      <w:r>
-        <w:rPr>
-          <w:spacing w:val="-2"/>
-        </w:rPr>
-        <w:t xml:space="preserve"> </w:t>
-      </w:r>
-      <w:r>
-        <w:rPr/>
-        <w:t>just</w:t>
-      </w:r>
-      <w:r>
-        <w:rPr>
-          <w:spacing w:val="-2"/>
-        </w:rPr>
-        <w:t xml:space="preserve"> </w:t>
-      </w:r>
-      <w:r>
-        <w:rPr/>
-        <w:t>remove</w:t>
-      </w:r>
-      <w:r>
-        <w:rPr>
-          <w:spacing w:val="-1"/>
-        </w:rPr>
-        <w:t xml:space="preserve"> </w:t>
-      </w:r>
-      <w:r>
-        <w:rPr/>
-        <w:t>the</w:t>
-      </w:r>
-      <w:r>
-        <w:rPr>
-          <w:spacing w:val="-2"/>
-        </w:rPr>
-        <w:t xml:space="preserve"> </w:t>
-      </w:r>
-      <w:r>
-        <w:rPr/>
-        <w:t xml:space="preserve">top 5 m of surface data since the likelihood of bubbles accumulating on the face of the transducer is </w:t>
-      </w:r>
-      <w:commentRangeStart w:id="2"/>
-      <w:commentRangeStart w:id="3"/>
-      <w:r>
-        <w:rPr/>
-        <w:t>minimal</w:t>
-      </w:r>
-      <w:r>
-        <w:rPr/>
-      </w:r>
-      <w:commentRangeEnd w:id="3"/>
-      <w:r>
-        <w:commentReference w:id="3"/>
-      </w:r>
-      <w:r>
-        <w:rPr/>
-      </w:r>
-      <w:commentRangeEnd w:id="2"/>
-      <w:r>
-        <w:commentReference w:id="2"/>
-      </w:r>
-      <w:r>
-        <w:rPr/>
-        <w:t>. Gliders may exhibit less bias in sampling krill due to diel vertical migration (Demer and Hewitt 1995) since gliders can begin sampling the water column at ~3 meters. Ships using 120 kHz may not have a good signal to noise ratio past 500 m (De Robertis and Higginbottom 2007) while the glider can use the 120 kHz down to 1000 m making it a valuable tool to sample possible deep euphausiids. Ships are also inherently noisy while a glider is quiet, allow for cleaner acoustic data collection since it is buoyancy driven.</w:t>
       </w:r>
     </w:p>
     <w:p>
@@ -7307,538 +7071,344 @@
       </w:r>
       <w:r>
         <w:rPr/>
-        <w:t>acoustic time series that were started in the 1980s.  In</w:t>
-      </w:r>
-      <w:r>
-        <w:rPr>
-          <w:spacing w:val="-1"/>
-        </w:rPr>
-        <w:t xml:space="preserve"> </w:t>
-      </w:r>
-      <w:r>
-        <w:rPr/>
-        <w:t>addition</w:t>
-      </w:r>
-      <w:r>
-        <w:rPr>
-          <w:spacing w:val="-1"/>
-        </w:rPr>
-        <w:t xml:space="preserve"> </w:t>
-      </w:r>
-      <w:r>
-        <w:rPr/>
-        <w:t>to</w:t>
-      </w:r>
-      <w:r>
-        <w:rPr>
-          <w:spacing w:val="-1"/>
-        </w:rPr>
-        <w:t xml:space="preserve"> </w:t>
-      </w:r>
-      <w:r>
-        <w:rPr/>
-        <w:t>providing estimates of</w:t>
-      </w:r>
-      <w:r>
-        <w:rPr>
-          <w:spacing w:val="-2"/>
-        </w:rPr>
-        <w:t xml:space="preserve"> </w:t>
-      </w:r>
-      <w:r>
-        <w:rPr/>
-        <w:t>biomass</w:t>
-      </w:r>
-      <w:r>
-        <w:rPr>
-          <w:spacing w:val="-2"/>
-        </w:rPr>
-        <w:t xml:space="preserve"> </w:t>
-      </w:r>
-      <w:r>
-        <w:rPr/>
-        <w:t>density that can</w:t>
-      </w:r>
-      <w:r>
-        <w:rPr>
-          <w:spacing w:val="-1"/>
-        </w:rPr>
-        <w:t xml:space="preserve"> </w:t>
-      </w:r>
-      <w:r>
-        <w:rPr/>
-        <w:t>be directly used</w:t>
-      </w:r>
-      <w:r>
-        <w:rPr>
-          <w:spacing w:val="-2"/>
-        </w:rPr>
-        <w:t xml:space="preserve"> </w:t>
-      </w:r>
-      <w:r>
-        <w:rPr/>
-        <w:t>for</w:t>
-      </w:r>
-      <w:r>
-        <w:rPr>
-          <w:spacing w:val="-2"/>
-        </w:rPr>
-        <w:t xml:space="preserve"> </w:t>
-      </w:r>
-      <w:r>
-        <w:rPr/>
-        <w:t>in</w:t>
-      </w:r>
-      <w:r>
-        <w:rPr>
-          <w:spacing w:val="-1"/>
-        </w:rPr>
-        <w:t xml:space="preserve"> </w:t>
-      </w:r>
-      <w:r>
-        <w:rPr/>
-        <w:t>the revised krill management plan, the data collected by these instruments have other important implications. For example, we have shown that there are few krill schools below 250m depth, and in general, because the gliders dive to 1000m they reach most of the bottom in the Bransfield strait except in the deep basins away from the fishing areas. Thus, CCAMLR can be more confident that the biomass estimates based on the integration of the upper 250m is sampling a very large fraction of the krill in the</w:t>
-      </w:r>
-      <w:r>
-        <w:rPr>
-          <w:spacing w:val="-3"/>
-        </w:rPr>
-        <w:t xml:space="preserve"> </w:t>
-      </w:r>
-      <w:r>
-        <w:rPr/>
-        <w:t>water</w:t>
-      </w:r>
-      <w:r>
-        <w:rPr>
-          <w:spacing w:val="-4"/>
-        </w:rPr>
-        <w:t xml:space="preserve"> </w:t>
-      </w:r>
-      <w:r>
-        <w:rPr/>
-        <w:t>column.</w:t>
-      </w:r>
-      <w:r>
-        <w:rPr>
-          <w:spacing w:val="-5"/>
-        </w:rPr>
-        <w:t xml:space="preserve"> </w:t>
+        <w:t xml:space="preserve">acoustic time series that were started in the 1980s </w:t>
+      </w:r>
+      <w:r>
+        <w:rPr/>
+        <w:t>using ship based surveys</w:t>
+      </w:r>
+      <w:r>
+        <w:rPr/>
+        <w:t xml:space="preserve">.  </w:t>
       </w:r>
     </w:p>
     <w:p>
       <w:pPr>
         <w:pStyle w:val="BodyText"/>
-        <w:spacing w:lineRule="auto" w:line="259" w:before="80" w:after="0"/>
+        <w:spacing w:lineRule="auto" w:line="259" w:before="181" w:after="0"/>
+        <w:ind w:left="100" w:right="210"/>
+        <w:rPr/>
+      </w:pPr>
+      <w:r>
+        <w:rPr/>
+        <w:t xml:space="preserve">We have provided a number of different approaches for estimating krill biomass density, and importantly, the means don’t vary greatly among them. </w:t>
+      </w:r>
+      <w:r>
+        <w:rPr/>
+        <w:t>We</w:t>
+      </w:r>
+      <w:r>
+        <w:rPr>
+          <w:spacing w:val="-3"/>
+        </w:rPr>
+        <w:t xml:space="preserve"> </w:t>
+      </w:r>
+      <w:r>
+        <w:rPr/>
+        <w:t>continue</w:t>
+      </w:r>
+      <w:r>
+        <w:rPr>
+          <w:spacing w:val="-3"/>
+        </w:rPr>
+        <w:t xml:space="preserve"> </w:t>
+      </w:r>
+      <w:r>
+        <w:rPr/>
+        <w:t>to</w:t>
+      </w:r>
+      <w:r>
+        <w:rPr>
+          <w:spacing w:val="-4"/>
+        </w:rPr>
+        <w:t xml:space="preserve"> </w:t>
+      </w:r>
+      <w:r>
+        <w:rPr/>
+        <w:t>explore</w:t>
+      </w:r>
+      <w:r>
+        <w:rPr>
+          <w:spacing w:val="-3"/>
+        </w:rPr>
+        <w:t xml:space="preserve"> </w:t>
+      </w:r>
+      <w:r>
+        <w:rPr/>
+        <w:t>different</w:t>
+      </w:r>
+      <w:r>
+        <w:rPr>
+          <w:spacing w:val="-3"/>
+        </w:rPr>
+        <w:t xml:space="preserve"> </w:t>
+      </w:r>
+      <w:r>
+        <w:rPr/>
+        <w:t>approaches</w:t>
+      </w:r>
+      <w:r>
+        <w:rPr>
+          <w:spacing w:val="-3"/>
+        </w:rPr>
+        <w:t xml:space="preserve"> </w:t>
+      </w:r>
+      <w:r>
+        <w:rPr/>
+        <w:t>to</w:t>
+      </w:r>
+      <w:r>
+        <w:rPr>
+          <w:spacing w:val="-4"/>
+        </w:rPr>
+        <w:t xml:space="preserve"> </w:t>
+      </w:r>
+      <w:r>
+        <w:rPr/>
+        <w:t>the</w:t>
+      </w:r>
+      <w:r>
+        <w:rPr>
+          <w:spacing w:val="-3"/>
+        </w:rPr>
+        <w:t xml:space="preserve"> </w:t>
+      </w:r>
+      <w:r>
+        <w:rPr/>
+        <w:t>calculation</w:t>
+      </w:r>
+      <w:r>
+        <w:rPr>
+          <w:spacing w:val="-4"/>
+        </w:rPr>
+        <w:t xml:space="preserve"> </w:t>
+      </w:r>
+      <w:r>
+        <w:rPr/>
+        <w:t>of</w:t>
+      </w:r>
+      <w:r>
+        <w:rPr>
+          <w:spacing w:val="-3"/>
+        </w:rPr>
+        <w:t xml:space="preserve"> </w:t>
+      </w:r>
+      <w:r>
+        <w:rPr/>
+        <w:t>biomass</w:t>
+      </w:r>
+      <w:r>
         <w:rPr>
           <w:spacing w:val="-5"/>
         </w:rPr>
-      </w:pPr>
+        <w:t xml:space="preserve"> </w:t>
+      </w:r>
+      <w:r>
+        <w:rPr/>
+        <w:t>density and</w:t>
+      </w:r>
+      <w:r>
+        <w:rPr>
+          <w:spacing w:val="-3"/>
+        </w:rPr>
+        <w:t xml:space="preserve"> </w:t>
+      </w:r>
+      <w:r>
+        <w:rPr/>
+        <w:t>have</w:t>
+      </w:r>
+      <w:r>
+        <w:rPr>
+          <w:spacing w:val="-3"/>
+        </w:rPr>
+        <w:t xml:space="preserve"> </w:t>
+      </w:r>
+      <w:r>
+        <w:rPr/>
+        <w:t>proposed</w:t>
+      </w:r>
+      <w:r>
+        <w:rPr>
+          <w:spacing w:val="-3"/>
+        </w:rPr>
+        <w:t xml:space="preserve"> </w:t>
+      </w:r>
+      <w:r>
+        <w:rPr/>
+        <w:t>a</w:t>
+      </w:r>
+      <w:r>
+        <w:rPr>
+          <w:spacing w:val="-2"/>
+        </w:rPr>
+        <w:t xml:space="preserve"> </w:t>
+      </w:r>
+      <w:r>
+        <w:rPr/>
+        <w:t>modification</w:t>
+      </w:r>
+      <w:r>
+        <w:rPr>
+          <w:spacing w:val="-4"/>
+        </w:rPr>
+        <w:t xml:space="preserve"> </w:t>
+      </w:r>
+      <w:r>
+        <w:rPr/>
+        <w:t>of</w:t>
+      </w:r>
+      <w:r>
+        <w:rPr>
+          <w:spacing w:val="-4"/>
+        </w:rPr>
+        <w:t xml:space="preserve"> </w:t>
+      </w:r>
+      <w:r>
+        <w:rPr/>
+        <w:t>the</w:t>
+      </w:r>
+      <w:r>
+        <w:rPr>
+          <w:spacing w:val="-3"/>
+        </w:rPr>
+        <w:t xml:space="preserve"> </w:t>
+      </w:r>
+      <w:r>
+        <w:rPr/>
+        <w:t>geospatial</w:t>
+      </w:r>
       <w:r>
         <w:rPr>
           <w:spacing w:val="-5"/>
         </w:rPr>
+        <w:t xml:space="preserve"> </w:t>
+      </w:r>
+      <w:r>
+        <w:rPr/>
+        <w:t>structuring</w:t>
+      </w:r>
+      <w:r>
+        <w:rPr>
+          <w:spacing w:val="-3"/>
+        </w:rPr>
+        <w:t xml:space="preserve"> </w:t>
+      </w:r>
+      <w:r>
+        <w:rPr/>
+        <w:t>of</w:t>
+      </w:r>
+      <w:r>
+        <w:rPr>
+          <w:spacing w:val="-2"/>
+        </w:rPr>
+        <w:t xml:space="preserve"> </w:t>
+      </w:r>
+      <w:r>
+        <w:rPr/>
+        <w:t>sampling,</w:t>
+      </w:r>
+      <w:r>
+        <w:rPr>
+          <w:spacing w:val="-3"/>
+        </w:rPr>
+        <w:t xml:space="preserve"> </w:t>
+      </w:r>
+      <w:r>
+        <w:rPr/>
+        <w:t>and</w:t>
+      </w:r>
+      <w:r>
+        <w:rPr>
+          <w:spacing w:val="-3"/>
+        </w:rPr>
+        <w:t xml:space="preserve"> </w:t>
+      </w:r>
+      <w:r>
+        <w:rPr/>
+        <w:t>demonstrated</w:t>
+      </w:r>
+      <w:r>
+        <w:rPr>
+          <w:spacing w:val="-3"/>
+        </w:rPr>
+        <w:t xml:space="preserve"> </w:t>
+      </w:r>
+      <w:r>
+        <w:rPr/>
+        <w:t xml:space="preserve">that with even fewer samples in the region (gridded into </w:t>
+      </w:r>
+      <w:r>
+        <w:rPr/>
+        <w:t>spatial</w:t>
+      </w:r>
+      <w:r>
+        <w:rPr/>
+        <w:t xml:space="preserve"> cells), the biomass density is still within</w:t>
+      </w:r>
+      <w:r>
+        <w:rPr>
+          <w:spacing w:val="-2"/>
+        </w:rPr>
+        <w:t xml:space="preserve"> </w:t>
+      </w:r>
+      <w:r>
+        <w:rPr/>
+        <w:t>about</w:t>
+      </w:r>
+      <w:r>
+        <w:rPr>
+          <w:spacing w:val="-1"/>
+        </w:rPr>
+        <w:t xml:space="preserve"> </w:t>
+      </w:r>
+      <w:r>
+        <w:rPr>
+          <w:spacing w:val="-1"/>
+        </w:rPr>
+        <w:t>3 to 4 g m</w:t>
+      </w:r>
+      <w:r>
+        <w:rPr>
+          <w:spacing w:val="-1"/>
+          <w:vertAlign w:val="superscript"/>
+        </w:rPr>
+        <w:t>-2</w:t>
+      </w:r>
+      <w:r>
+        <w:rPr>
+          <w:spacing w:val="-1"/>
+        </w:rPr>
+        <w:t xml:space="preserve"> of the other approaches, well within the survey variability</w:t>
+      </w:r>
+      <w:r>
+        <w:rPr/>
+        <w:t>.</w:t>
       </w:r>
     </w:p>
     <w:p>
       <w:pPr>
         <w:pStyle w:val="BodyText"/>
-        <w:spacing w:lineRule="auto" w:line="259" w:before="80" w:after="0"/>
+        <w:spacing w:lineRule="auto" w:line="259" w:before="181" w:after="0"/>
+        <w:ind w:left="100" w:right="210"/>
         <w:rPr/>
       </w:pPr>
       <w:r>
         <w:rPr/>
-        <w:t>We</w:t>
-      </w:r>
-      <w:r>
-        <w:rPr>
-          <w:spacing w:val="-3"/>
-        </w:rPr>
-        <w:t xml:space="preserve"> </w:t>
-      </w:r>
-      <w:r>
-        <w:rPr/>
-        <w:t>continue</w:t>
-      </w:r>
-      <w:r>
-        <w:rPr>
-          <w:spacing w:val="-3"/>
-        </w:rPr>
-        <w:t xml:space="preserve"> </w:t>
-      </w:r>
-      <w:r>
-        <w:rPr/>
-        <w:t>to</w:t>
-      </w:r>
-      <w:r>
-        <w:rPr>
-          <w:spacing w:val="-4"/>
-        </w:rPr>
-        <w:t xml:space="preserve"> </w:t>
-      </w:r>
-      <w:r>
-        <w:rPr/>
-        <w:t>explore</w:t>
-      </w:r>
-      <w:r>
-        <w:rPr>
-          <w:spacing w:val="-3"/>
-        </w:rPr>
-        <w:t xml:space="preserve"> </w:t>
-      </w:r>
-      <w:r>
-        <w:rPr/>
-        <w:t>different</w:t>
-      </w:r>
-      <w:r>
-        <w:rPr>
-          <w:spacing w:val="-3"/>
-        </w:rPr>
-        <w:t xml:space="preserve"> </w:t>
-      </w:r>
-      <w:r>
-        <w:rPr/>
-        <w:t>approaches</w:t>
-      </w:r>
-      <w:r>
-        <w:rPr>
-          <w:spacing w:val="-3"/>
-        </w:rPr>
-        <w:t xml:space="preserve"> </w:t>
-      </w:r>
-      <w:r>
-        <w:rPr/>
-        <w:t>to</w:t>
-      </w:r>
-      <w:r>
-        <w:rPr>
-          <w:spacing w:val="-4"/>
-        </w:rPr>
-        <w:t xml:space="preserve"> </w:t>
-      </w:r>
-      <w:r>
-        <w:rPr/>
-        <w:t>the</w:t>
-      </w:r>
-      <w:r>
-        <w:rPr>
-          <w:spacing w:val="-3"/>
-        </w:rPr>
-        <w:t xml:space="preserve"> </w:t>
-      </w:r>
-      <w:r>
-        <w:rPr/>
-        <w:t>calculation</w:t>
-      </w:r>
-      <w:r>
-        <w:rPr>
-          <w:spacing w:val="-4"/>
-        </w:rPr>
-        <w:t xml:space="preserve"> </w:t>
-      </w:r>
-      <w:r>
-        <w:rPr/>
-        <w:t>of</w:t>
-      </w:r>
-      <w:r>
-        <w:rPr>
-          <w:spacing w:val="-3"/>
-        </w:rPr>
-        <w:t xml:space="preserve"> </w:t>
-      </w:r>
-      <w:r>
-        <w:rPr/>
-        <w:t>biomass</w:t>
-      </w:r>
-      <w:r>
-        <w:rPr>
-          <w:spacing w:val="-5"/>
-        </w:rPr>
-        <w:t xml:space="preserve"> </w:t>
-      </w:r>
-      <w:r>
-        <w:rPr/>
-        <w:t>density and</w:t>
-      </w:r>
-      <w:r>
-        <w:rPr>
-          <w:spacing w:val="-3"/>
-        </w:rPr>
-        <w:t xml:space="preserve"> </w:t>
-      </w:r>
-      <w:r>
-        <w:rPr/>
-        <w:t>have</w:t>
-      </w:r>
-      <w:r>
-        <w:rPr>
-          <w:spacing w:val="-3"/>
-        </w:rPr>
-        <w:t xml:space="preserve"> </w:t>
-      </w:r>
-      <w:r>
-        <w:rPr/>
-        <w:t>proposed</w:t>
-      </w:r>
-      <w:r>
-        <w:rPr>
-          <w:spacing w:val="-3"/>
-        </w:rPr>
-        <w:t xml:space="preserve"> </w:t>
-      </w:r>
-      <w:r>
-        <w:rPr/>
-        <w:t>a</w:t>
-      </w:r>
-      <w:r>
-        <w:rPr>
-          <w:spacing w:val="-2"/>
-        </w:rPr>
-        <w:t xml:space="preserve"> </w:t>
-      </w:r>
-      <w:r>
-        <w:rPr/>
-        <w:t>modification</w:t>
-      </w:r>
-      <w:r>
-        <w:rPr>
-          <w:spacing w:val="-4"/>
-        </w:rPr>
-        <w:t xml:space="preserve"> </w:t>
-      </w:r>
-      <w:r>
-        <w:rPr/>
-        <w:t>of</w:t>
-      </w:r>
-      <w:r>
-        <w:rPr>
-          <w:spacing w:val="-4"/>
-        </w:rPr>
-        <w:t xml:space="preserve"> </w:t>
-      </w:r>
-      <w:r>
-        <w:rPr/>
-        <w:t>the</w:t>
-      </w:r>
-      <w:r>
-        <w:rPr>
-          <w:spacing w:val="-3"/>
-        </w:rPr>
-        <w:t xml:space="preserve"> </w:t>
-      </w:r>
-      <w:r>
-        <w:rPr/>
-        <w:t>geospatial</w:t>
-      </w:r>
-      <w:r>
-        <w:rPr>
-          <w:spacing w:val="-5"/>
-        </w:rPr>
-        <w:t xml:space="preserve"> </w:t>
-      </w:r>
-      <w:r>
-        <w:rPr/>
-        <w:t>structuring</w:t>
-      </w:r>
-      <w:r>
-        <w:rPr>
-          <w:spacing w:val="-3"/>
-        </w:rPr>
-        <w:t xml:space="preserve"> </w:t>
-      </w:r>
-      <w:r>
-        <w:rPr/>
-        <w:t>of</w:t>
-      </w:r>
-      <w:r>
-        <w:rPr>
-          <w:spacing w:val="-2"/>
-        </w:rPr>
-        <w:t xml:space="preserve"> </w:t>
-      </w:r>
-      <w:r>
-        <w:rPr/>
-        <w:t>sampling,</w:t>
-      </w:r>
-      <w:r>
-        <w:rPr>
-          <w:spacing w:val="-3"/>
-        </w:rPr>
-        <w:t xml:space="preserve"> </w:t>
-      </w:r>
-      <w:r>
-        <w:rPr/>
-        <w:t>and</w:t>
-      </w:r>
-      <w:r>
-        <w:rPr>
-          <w:spacing w:val="-3"/>
-        </w:rPr>
-        <w:t xml:space="preserve"> </w:t>
-      </w:r>
-      <w:r>
-        <w:rPr/>
-        <w:t>demonstrated</w:t>
-      </w:r>
-      <w:r>
-        <w:rPr>
-          <w:spacing w:val="-3"/>
-        </w:rPr>
-        <w:t xml:space="preserve"> </w:t>
-      </w:r>
-      <w:r>
-        <w:rPr/>
-        <w:t>that with even fewer samples in the region (gridded into appropriate cells), the biomass density is still within</w:t>
-      </w:r>
-      <w:r>
-        <w:rPr>
-          <w:spacing w:val="-2"/>
-        </w:rPr>
-        <w:t xml:space="preserve"> </w:t>
-      </w:r>
-      <w:r>
-        <w:rPr/>
-        <w:t>about</w:t>
-      </w:r>
-      <w:r>
-        <w:rPr>
-          <w:spacing w:val="-1"/>
-        </w:rPr>
-        <w:t xml:space="preserve"> </w:t>
-      </w:r>
-      <w:r>
-        <w:rPr/>
-        <w:t>10</w:t>
-      </w:r>
-      <w:r>
-        <w:rPr>
-          <w:spacing w:val="-1"/>
-        </w:rPr>
-        <w:t xml:space="preserve"> </w:t>
-      </w:r>
-      <w:r>
-        <w:rPr/>
-        <w:t>to</w:t>
-      </w:r>
-      <w:r>
-        <w:rPr>
-          <w:spacing w:val="-2"/>
-        </w:rPr>
-        <w:t xml:space="preserve"> </w:t>
-      </w:r>
-      <w:r>
-        <w:rPr/>
-        <w:t>15%</w:t>
-      </w:r>
-      <w:r>
-        <w:rPr>
-          <w:spacing w:val="-2"/>
-        </w:rPr>
-        <w:t xml:space="preserve"> </w:t>
-      </w:r>
-      <w:r>
-        <w:rPr/>
-        <w:t>of</w:t>
-      </w:r>
-      <w:r>
-        <w:rPr>
-          <w:spacing w:val="-1"/>
-        </w:rPr>
-        <w:t xml:space="preserve"> </w:t>
-      </w:r>
-      <w:r>
-        <w:rPr/>
-        <w:t>the</w:t>
-      </w:r>
-      <w:r>
-        <w:rPr>
-          <w:spacing w:val="-1"/>
-        </w:rPr>
-        <w:t xml:space="preserve"> </w:t>
-      </w:r>
-      <w:r>
-        <w:rPr/>
-        <w:t>estimates</w:t>
-      </w:r>
-      <w:r>
-        <w:rPr>
-          <w:spacing w:val="-1"/>
-        </w:rPr>
-        <w:t xml:space="preserve"> </w:t>
-      </w:r>
-      <w:r>
-        <w:rPr/>
-        <w:t>of</w:t>
-      </w:r>
-      <w:r>
-        <w:rPr>
-          <w:spacing w:val="-3"/>
-        </w:rPr>
-        <w:t xml:space="preserve"> </w:t>
-      </w:r>
-      <w:r>
-        <w:rPr/>
-        <w:t>the</w:t>
-      </w:r>
-      <w:r>
-        <w:rPr>
-          <w:spacing w:val="-1"/>
-        </w:rPr>
-        <w:t xml:space="preserve"> </w:t>
-      </w:r>
-      <w:r>
-        <w:rPr/>
-        <w:t>estimates</w:t>
-      </w:r>
-      <w:r>
-        <w:rPr>
-          <w:spacing w:val="-1"/>
-        </w:rPr>
-        <w:t xml:space="preserve"> </w:t>
-      </w:r>
-      <w:r>
-        <w:rPr/>
-        <w:t>calculated</w:t>
-      </w:r>
-      <w:r>
-        <w:rPr>
-          <w:spacing w:val="-1"/>
-        </w:rPr>
-        <w:t xml:space="preserve"> </w:t>
-      </w:r>
-      <w:r>
-        <w:rPr/>
-        <w:t>using the</w:t>
-      </w:r>
-      <w:r>
-        <w:rPr>
-          <w:spacing w:val="-1"/>
-        </w:rPr>
-        <w:t xml:space="preserve"> </w:t>
-      </w:r>
-      <w:r>
-        <w:rPr/>
-        <w:t>full</w:t>
-      </w:r>
-      <w:r>
-        <w:rPr>
-          <w:spacing w:val="-1"/>
-        </w:rPr>
-        <w:t xml:space="preserve"> </w:t>
-      </w:r>
-      <w:r>
-        <w:rPr/>
-        <w:t>echo</w:t>
-      </w:r>
-      <w:r>
-        <w:rPr>
-          <w:spacing w:val="-2"/>
-        </w:rPr>
-        <w:t xml:space="preserve"> </w:t>
-      </w:r>
-      <w:r>
-        <w:rPr/>
-        <w:t>energy data.</w:t>
+        <w:t>Overall, the estimate of krill biomass density within the historically surveyed area of the Bransfield Strait was between 32 and 35 g m</w:t>
+      </w:r>
+      <w:r>
+        <w:rPr>
+          <w:vertAlign w:val="superscript"/>
+        </w:rPr>
+        <w:t>-2</w:t>
+      </w:r>
+      <w:r>
+        <w:rPr>
+          <w:position w:val="0"/>
+          <w:sz w:val="24"/>
+          <w:vertAlign w:val="baseline"/>
+        </w:rPr>
+        <w:t xml:space="preserve"> during austral summer 2023/24.</w:t>
       </w:r>
     </w:p>
     <w:p>
@@ -7852,208 +7422,6 @@
       </w:pPr>
       <w:r>
         <w:rPr/>
-        <w:t>In the future, deploying acoustically equipped gliders later in the season may be useful in understanding</w:t>
-      </w:r>
-      <w:r>
-        <w:rPr>
-          <w:spacing w:val="-2"/>
-        </w:rPr>
-        <w:t xml:space="preserve"> </w:t>
-      </w:r>
-      <w:r>
-        <w:rPr/>
-        <w:t>the</w:t>
-      </w:r>
-      <w:r>
-        <w:rPr>
-          <w:spacing w:val="-2"/>
-        </w:rPr>
-        <w:t xml:space="preserve"> </w:t>
-      </w:r>
-      <w:r>
-        <w:rPr/>
-        <w:t>changes</w:t>
-      </w:r>
-      <w:r>
-        <w:rPr>
-          <w:spacing w:val="-4"/>
-        </w:rPr>
-        <w:t xml:space="preserve"> </w:t>
-      </w:r>
-      <w:r>
-        <w:rPr/>
-        <w:t>in</w:t>
-      </w:r>
-      <w:r>
-        <w:rPr>
-          <w:spacing w:val="-3"/>
-        </w:rPr>
-        <w:t xml:space="preserve"> </w:t>
-      </w:r>
-      <w:r>
-        <w:rPr/>
-        <w:t>vertical</w:t>
-      </w:r>
-      <w:r>
-        <w:rPr>
-          <w:spacing w:val="-2"/>
-        </w:rPr>
-        <w:t xml:space="preserve"> </w:t>
-      </w:r>
-      <w:r>
-        <w:rPr/>
-        <w:t>distribution</w:t>
-      </w:r>
-      <w:r>
-        <w:rPr>
-          <w:spacing w:val="-3"/>
-        </w:rPr>
-        <w:t xml:space="preserve"> </w:t>
-      </w:r>
-      <w:r>
-        <w:rPr/>
-        <w:t>in</w:t>
-      </w:r>
-      <w:r>
-        <w:rPr>
-          <w:spacing w:val="-3"/>
-        </w:rPr>
-        <w:t xml:space="preserve"> </w:t>
-      </w:r>
-      <w:r>
-        <w:rPr/>
-        <w:t>areas</w:t>
-      </w:r>
-      <w:r>
-        <w:rPr>
-          <w:spacing w:val="-4"/>
-        </w:rPr>
-        <w:t xml:space="preserve"> </w:t>
-      </w:r>
-      <w:r>
-        <w:rPr/>
-        <w:t>away</w:t>
-      </w:r>
-      <w:r>
-        <w:rPr>
-          <w:spacing w:val="-2"/>
-        </w:rPr>
-        <w:t xml:space="preserve"> </w:t>
-      </w:r>
-      <w:r>
-        <w:rPr/>
-        <w:t>from</w:t>
-      </w:r>
-      <w:r>
-        <w:rPr>
-          <w:spacing w:val="-3"/>
-        </w:rPr>
-        <w:t xml:space="preserve"> </w:t>
-      </w:r>
-      <w:r>
-        <w:rPr/>
-        <w:t>fishing</w:t>
-      </w:r>
-      <w:r>
-        <w:rPr>
-          <w:spacing w:val="-2"/>
-        </w:rPr>
-        <w:t xml:space="preserve"> </w:t>
-      </w:r>
-      <w:r>
-        <w:rPr/>
-        <w:t>grounds,</w:t>
-      </w:r>
-      <w:r>
-        <w:rPr>
-          <w:spacing w:val="-2"/>
-        </w:rPr>
-        <w:t xml:space="preserve"> </w:t>
-      </w:r>
-      <w:r>
-        <w:rPr/>
-        <w:t>as</w:t>
-      </w:r>
-      <w:r>
-        <w:rPr>
-          <w:spacing w:val="-4"/>
-        </w:rPr>
-        <w:t xml:space="preserve"> </w:t>
-      </w:r>
-      <w:r>
-        <w:rPr/>
-        <w:t>gliders</w:t>
-      </w:r>
-      <w:r>
-        <w:rPr>
-          <w:spacing w:val="-4"/>
-        </w:rPr>
-        <w:t xml:space="preserve"> </w:t>
-      </w:r>
-      <w:r>
-        <w:rPr/>
-        <w:t>have a long loitering time (months), and can collect data</w:t>
-      </w:r>
-      <w:r>
-        <w:rPr>
-          <w:spacing w:val="-1"/>
-        </w:rPr>
-        <w:t xml:space="preserve"> </w:t>
-      </w:r>
-      <w:r>
-        <w:rPr/>
-        <w:t xml:space="preserve">before fishing starts, and until fishing in a region ends. We are working to telemeter acoustic data back to shore during deployments, and this future development will provide us the opportunity conduct adaptive sampling in ecologically important </w:t>
-      </w:r>
-      <w:r>
-        <w:rPr>
-          <w:spacing w:val="-2"/>
-        </w:rPr>
-        <w:t>areas.</w:t>
-      </w:r>
-    </w:p>
-    <w:p>
-      <w:pPr>
-        <w:pStyle w:val="BodyText"/>
-        <w:spacing w:lineRule="auto" w:line="259" w:before="159" w:after="0"/>
-        <w:ind w:left="100" w:right="118"/>
-        <w:rPr>
-          <w:spacing w:val="-2"/>
-        </w:rPr>
-      </w:pPr>
-      <w:r>
-        <w:rPr>
-          <w:spacing w:val="-2"/>
-        </w:rPr>
-      </w:r>
-    </w:p>
-    <w:p>
-      <w:pPr>
-        <w:pStyle w:val="BodyText"/>
-        <w:spacing w:lineRule="auto" w:line="259" w:before="159" w:after="0"/>
-        <w:ind w:left="100" w:right="118"/>
-        <w:rPr>
-          <w:spacing w:val="-2"/>
-        </w:rPr>
-      </w:pPr>
-      <w:r>
-        <w:rPr>
-          <w:spacing w:val="-2"/>
-        </w:rPr>
-        <w:t>Moorings</w:t>
-      </w:r>
-    </w:p>
-    <w:p>
-      <w:pPr>
-        <w:pStyle w:val="BodyText"/>
-        <w:spacing w:lineRule="auto" w:line="259" w:before="159" w:after="0"/>
-        <w:ind w:left="100" w:right="118"/>
-        <w:rPr/>
-      </w:pPr>
-      <w:r>
-        <w:rPr>
-          <w:spacing w:val="-2"/>
-        </w:rPr>
-        <w:t>Moorings are another tool that can be used to measure the krill biomass and flux over a long time scale. We have deployed moorings previously ( ref) and deployed one off of Cape Shirreff Dec 2024. This year we plan to deploy nine moorings around the South Shetland Islands (Figure X). These moorings are at 300m water depth and are fitted with upward looking Nortek Signature 100 ADCP-e and SBE37 CTDs with oxygen sensors. The use of more moorings can be expanded to cover more area. We look forward to working with others who are interested in this as well.</w:t>
       </w:r>
     </w:p>
     <w:p>
@@ -17570,7 +16938,7 @@
         </w:rPr>
         <w:t xml:space="preserve">Table 5. Table of bootstrapped densities with lower and upper confidence intervals and the </w:t>
       </w:r>
-      <w:commentRangeStart w:id="4"/>
+      <w:commentRangeStart w:id="1"/>
       <w:r>
         <w:rPr>
           <w:sz w:val="24"/>
@@ -17584,9 +16952,9 @@
           <w:szCs w:val="24"/>
         </w:rPr>
       </w:r>
-      <w:commentRangeEnd w:id="4"/>
-      <w:r>
-        <w:commentReference w:id="4"/>
+      <w:commentRangeEnd w:id="1"/>
+      <w:r>
+        <w:commentReference w:id="1"/>
       </w:r>
       <w:r>
         <w:rPr>
@@ -19300,7 +18668,7 @@
         <w:rPr>
           <w:spacing w:val="-2"/>
         </w:rPr>
-        <w:commentReference w:id="5"/>
+        <w:commentReference w:id="2"/>
       </w:r>
       <w:r>
         <w:rPr>
@@ -20255,10 +19623,10 @@
 
 <file path=word/comments.xml><?xml version="1.0" encoding="utf-8"?>
 <w:comments xmlns:o="urn:schemas-microsoft-com:office:office" xmlns:r="http://schemas.openxmlformats.org/officeDocument/2006/relationships" xmlns:v="urn:schemas-microsoft-com:vml" xmlns:w="http://schemas.openxmlformats.org/wordprocessingml/2006/main" xmlns:w10="urn:schemas-microsoft-com:office:word" xmlns:wp="http://schemas.openxmlformats.org/drawingml/2006/wordprocessingDrawing" xmlns:pic="http://schemas.openxmlformats.org/drawingml/2006/picture" xmlns:wps="http://schemas.microsoft.com/office/word/2010/wordprocessingShape" xmlns:wpg="http://schemas.microsoft.com/office/word/2010/wordprocessingGroup" xmlns:mc="http://schemas.openxmlformats.org/markup-compatibility/2006" xmlns:wp14="http://schemas.microsoft.com/office/word/2010/wordprocessingDrawing" xmlns:w14="http://schemas.microsoft.com/office/word/2010/wordml" xmlns:w15="http://schemas.microsoft.com/office/word/2012/wordml" mc:Ignorable="w14 wp14 w15">
-  <w:comment w:id="1" w:author="Unknown Author" w:date="2025-06-04T20:22:00Z" w:initials="">
+  <w:comment w:id="0" w:author="Anthony Cossio" w:date="2025-06-06T10:49:00Z" w:initials="AC">
     <w:p>
       <w:pPr>
-        <w:overflowPunct w:val="false"/>
+        <w:overflowPunct w:val="true"/>
         <w:rPr/>
       </w:pPr>
       <w:r>
@@ -20268,14 +19636,14 @@
           <w:szCs w:val="24"/>
           <w:lang w:val="en-US" w:eastAsia="en-US" w:bidi="en-US"/>
         </w:rPr>
-        <w:t>This doesn’t fit the rest of the pargraph</w:t>
+        <w:t xml:space="preserve">How about now? </w:t>
       </w:r>
     </w:p>
   </w:comment>
-  <w:comment w:id="0" w:author="Anthony Cossio" w:date="2025-06-06T10:49:00Z" w:initials="AC">
+  <w:comment w:id="1" w:author="Anthony Cossio" w:date="2025-05-15T13:21:00Z" w:initials="AC">
     <w:p>
       <w:pPr>
-        <w:overflowPunct w:val="true"/>
+        <w:overflowPunct w:val="false"/>
         <w:rPr/>
       </w:pPr>
       <w:r>
@@ -20285,11 +19653,11 @@
           <w:szCs w:val="24"/>
           <w:lang w:val="en-US" w:eastAsia="en-US" w:bidi="en-US"/>
         </w:rPr>
-        <w:t xml:space="preserve">How about now? </w:t>
+        <w:t>Do this for just survey area as well.</w:t>
       </w:r>
     </w:p>
   </w:comment>
-  <w:comment w:id="3" w:author="Unknown Author" w:date="2025-06-04T20:16:00Z" w:initials="">
+  <w:comment w:id="2" w:author="Anthony Cossio" w:date="2025-06-04T08:37:00Z" w:initials="AC">
     <w:p>
       <w:pPr>
         <w:overflowPunct w:val="false"/>
@@ -20302,69 +19670,11 @@
           <w:szCs w:val="24"/>
           <w:lang w:val="en-US" w:eastAsia="en-US" w:bidi="en-US"/>
         </w:rPr>
-        <w:t>Agreed tony, but the probability that bubbles will be in the water column is exactly the same. There are a few reasons for removing the 10m data on the ship, ringdown, capture of bubbles, and bubbles in the water column. So we need to be careful here</w:t>
-      </w:r>
-    </w:p>
-  </w:comment>
-  <w:comment w:id="2" w:author="Anthony Cossio" w:date="2025-06-06T10:38:00Z" w:initials="AC">
-    <w:p>
-      <w:pPr>
-        <w:overflowPunct w:val="true"/>
-        <w:rPr/>
-      </w:pPr>
-      <w:r>
-        <w:rPr>
-          <w:rFonts w:eastAsia="Segoe UI" w:cs="Tahoma" w:ascii="Liberation Serif" w:hAnsi="Liberation Serif"/>
-          <w:sz w:val="24"/>
-          <w:szCs w:val="24"/>
-          <w:lang w:val="en-US" w:eastAsia="en-US" w:bidi="en-US"/>
-        </w:rPr>
-        <w:t>I agree that we should be careful. The slow speeds of a glider, compared to a ship, and with the Nortek sitting always 2 m in the water, it is less likely that bubbles will form as most of the bubbles are from movement of the ship and coming out of the water. I’m fine removing this sentence.</w:t>
-      </w:r>
-    </w:p>
-  </w:comment>
-  <w:comment w:id="4" w:author="Anthony Cossio" w:date="2025-05-15T13:21:00Z" w:initials="AC">
-    <w:p>
-      <w:pPr>
-        <w:overflowPunct w:val="false"/>
-        <w:rPr/>
-      </w:pPr>
-      <w:r>
-        <w:rPr>
-          <w:rFonts w:eastAsia="Segoe UI" w:cs="Tahoma" w:ascii="Liberation Serif" w:hAnsi="Liberation Serif"/>
-          <w:sz w:val="24"/>
-          <w:szCs w:val="24"/>
-          <w:lang w:val="en-US" w:eastAsia="en-US" w:bidi="en-US"/>
-        </w:rPr>
-        <w:t>Do this for just survey area as well.</w:t>
-      </w:r>
-    </w:p>
-  </w:comment>
-  <w:comment w:id="5" w:author="Anthony Cossio" w:date="2025-06-04T08:37:00Z" w:initials="AC">
-    <w:p>
-      <w:pPr>
-        <w:overflowPunct w:val="false"/>
-        <w:rPr/>
-      </w:pPr>
-      <w:r>
-        <w:rPr>
-          <w:rFonts w:eastAsia="Segoe UI" w:cs="Tahoma" w:ascii="Liberation Serif" w:hAnsi="Liberation Serif"/>
-          <w:sz w:val="24"/>
-          <w:szCs w:val="24"/>
-          <w:lang w:val="en-US" w:eastAsia="en-US" w:bidi="en-US"/>
-        </w:rPr>
         <w:t>Currently, we don’t have an image with just the survey area. Should we add one?</w:t>
       </w:r>
     </w:p>
   </w:comment>
 </w:comments>
-</file>
-
-<file path=word/commentsExtended.xml><?xml version="1.0" encoding="utf-8"?>
-<w15:commentsEx xmlns:mc="http://schemas.openxmlformats.org/markup-compatibility/2006" xmlns:w15="http://schemas.microsoft.com/office/word/2012/wordml" mc:Ignorable="w15">
-  <w15:commentEx w15:paraId="02000000" w15:paraIdParent="01000000"/>
-  <w15:commentEx w15:paraId="04000000" w15:paraIdParent="03000000"/>
-</w15:commentsEx>
 </file>
 
 <file path=word/styles.xml><?xml version="1.0" encoding="utf-8"?>
